--- a/documentos/entregas/Backlog_EstoqueRevisao_v1_0.docx
+++ b/documentos/entregas/Backlog_EstoqueRevisao_v1_0.docx
@@ -412,7 +412,7 @@
                 <w:color w:val="000000"/>
                 <w:sz w:val="18"/>
               </w:rPr>
-              <w:t>Branch develop e commit 8d512c0, com documentação local atualizada</w:t>
+              <w:t>Branch develop e commit 8d512c0, com complementos locais até a etapa 63</w:t>
             </w:r>
           </w:p>
         </w:tc>
@@ -473,7 +473,7 @@
                 <w:color w:val="000000"/>
                 <w:sz w:val="18"/>
               </w:rPr>
-              <w:t>22 registros DL agrupando capacidades e marcos concluídos</w:t>
+              <w:t>24 registros DL agrupando capacidades e marcos concluídos</w:t>
             </w:r>
           </w:p>
         </w:tc>
@@ -534,7 +534,7 @@
                 <w:color w:val="000000"/>
                 <w:sz w:val="18"/>
               </w:rPr>
-              <w:t>15 itens BL para refinamento e execução</w:t>
+              <w:t>17 itens BL para refinamento e execução</w:t>
             </w:r>
           </w:p>
         </w:tc>
@@ -635,12 +635,7 @@
     <w:p>
       <w:pPr/>
       <w:r>
-        <w:t>RN, F e AR referem-se ao documento oficial unificado emitido junto deste backlog. S1 a S7 identificam as fontes descritas ao final.</w:t>
-      </w:r>
-    </w:p>
-    <w:p>
-      <w:r>
-        <w:br w:type="page"/>
+        <w:t>RN, F e AR referem-se ao documento oficial unificado emitido junto deste backlog. S1 a S10 identificam as fontes descritas ao final.</w:t>
       </w:r>
     </w:p>
     <w:p>
@@ -683,8 +678,8 @@
             <w:tcW w:type="dxa" w:w="737"/>
             <w:vAlign w:val="center"/>
             <w:tcMar>
-              <w:top w:w="80" w:type="dxa"/>
-              <w:bottom w:w="80" w:type="dxa"/>
+              <w:top w:w="65" w:type="dxa"/>
+              <w:bottom w:w="65" w:type="dxa"/>
               <w:left w:w="100" w:type="dxa"/>
               <w:right w:w="100" w:type="dxa"/>
             </w:tcMar>
@@ -712,8 +707,8 @@
             <w:tcW w:type="dxa" w:w="5102"/>
             <w:vAlign w:val="center"/>
             <w:tcMar>
-              <w:top w:w="80" w:type="dxa"/>
-              <w:bottom w:w="80" w:type="dxa"/>
+              <w:top w:w="65" w:type="dxa"/>
+              <w:bottom w:w="65" w:type="dxa"/>
               <w:left w:w="100" w:type="dxa"/>
               <w:right w:w="100" w:type="dxa"/>
             </w:tcMar>
@@ -740,8 +735,8 @@
             <w:tcW w:type="dxa" w:w="1247"/>
             <w:vAlign w:val="center"/>
             <w:tcMar>
-              <w:top w:w="80" w:type="dxa"/>
-              <w:bottom w:w="80" w:type="dxa"/>
+              <w:top w:w="65" w:type="dxa"/>
+              <w:bottom w:w="65" w:type="dxa"/>
               <w:left w:w="100" w:type="dxa"/>
               <w:right w:w="100" w:type="dxa"/>
             </w:tcMar>
@@ -769,8 +764,8 @@
             <w:tcW w:type="dxa" w:w="2551"/>
             <w:vAlign w:val="center"/>
             <w:tcMar>
-              <w:top w:w="80" w:type="dxa"/>
-              <w:bottom w:w="80" w:type="dxa"/>
+              <w:top w:w="65" w:type="dxa"/>
+              <w:bottom w:w="65" w:type="dxa"/>
               <w:left w:w="100" w:type="dxa"/>
               <w:right w:w="100" w:type="dxa"/>
             </w:tcMar>
@@ -802,8 +797,8 @@
             <w:tcW w:type="dxa" w:w="737"/>
             <w:vAlign w:val="center"/>
             <w:tcMar>
-              <w:top w:w="80" w:type="dxa"/>
-              <w:bottom w:w="80" w:type="dxa"/>
+              <w:top w:w="65" w:type="dxa"/>
+              <w:bottom w:w="65" w:type="dxa"/>
               <w:left w:w="100" w:type="dxa"/>
               <w:right w:w="100" w:type="dxa"/>
             </w:tcMar>
@@ -831,8 +826,8 @@
             <w:tcW w:type="dxa" w:w="5102"/>
             <w:vAlign w:val="center"/>
             <w:tcMar>
-              <w:top w:w="80" w:type="dxa"/>
-              <w:bottom w:w="80" w:type="dxa"/>
+              <w:top w:w="65" w:type="dxa"/>
+              <w:bottom w:w="65" w:type="dxa"/>
               <w:left w:w="100" w:type="dxa"/>
               <w:right w:w="100" w:type="dxa"/>
             </w:tcMar>
@@ -859,8 +854,8 @@
             <w:tcW w:type="dxa" w:w="1247"/>
             <w:vAlign w:val="center"/>
             <w:tcMar>
-              <w:top w:w="80" w:type="dxa"/>
-              <w:bottom w:w="80" w:type="dxa"/>
+              <w:top w:w="65" w:type="dxa"/>
+              <w:bottom w:w="65" w:type="dxa"/>
               <w:left w:w="100" w:type="dxa"/>
               <w:right w:w="100" w:type="dxa"/>
             </w:tcMar>
@@ -888,8 +883,8 @@
             <w:tcW w:type="dxa" w:w="2551"/>
             <w:vAlign w:val="center"/>
             <w:tcMar>
-              <w:top w:w="80" w:type="dxa"/>
-              <w:bottom w:w="80" w:type="dxa"/>
+              <w:top w:w="65" w:type="dxa"/>
+              <w:bottom w:w="65" w:type="dxa"/>
               <w:left w:w="100" w:type="dxa"/>
               <w:right w:w="100" w:type="dxa"/>
             </w:tcMar>
@@ -921,8 +916,8 @@
             <w:tcW w:type="dxa" w:w="737"/>
             <w:vAlign w:val="center"/>
             <w:tcMar>
-              <w:top w:w="80" w:type="dxa"/>
-              <w:bottom w:w="80" w:type="dxa"/>
+              <w:top w:w="65" w:type="dxa"/>
+              <w:bottom w:w="65" w:type="dxa"/>
               <w:left w:w="100" w:type="dxa"/>
               <w:right w:w="100" w:type="dxa"/>
             </w:tcMar>
@@ -950,8 +945,8 @@
             <w:tcW w:type="dxa" w:w="5102"/>
             <w:vAlign w:val="center"/>
             <w:tcMar>
-              <w:top w:w="80" w:type="dxa"/>
-              <w:bottom w:w="80" w:type="dxa"/>
+              <w:top w:w="65" w:type="dxa"/>
+              <w:bottom w:w="65" w:type="dxa"/>
               <w:left w:w="100" w:type="dxa"/>
               <w:right w:w="100" w:type="dxa"/>
             </w:tcMar>
@@ -978,8 +973,8 @@
             <w:tcW w:type="dxa" w:w="1247"/>
             <w:vAlign w:val="center"/>
             <w:tcMar>
-              <w:top w:w="80" w:type="dxa"/>
-              <w:bottom w:w="80" w:type="dxa"/>
+              <w:top w:w="65" w:type="dxa"/>
+              <w:bottom w:w="65" w:type="dxa"/>
               <w:left w:w="100" w:type="dxa"/>
               <w:right w:w="100" w:type="dxa"/>
             </w:tcMar>
@@ -1007,8 +1002,8 @@
             <w:tcW w:type="dxa" w:w="2551"/>
             <w:vAlign w:val="center"/>
             <w:tcMar>
-              <w:top w:w="80" w:type="dxa"/>
-              <w:bottom w:w="80" w:type="dxa"/>
+              <w:top w:w="65" w:type="dxa"/>
+              <w:bottom w:w="65" w:type="dxa"/>
               <w:left w:w="100" w:type="dxa"/>
               <w:right w:w="100" w:type="dxa"/>
             </w:tcMar>
@@ -1040,8 +1035,8 @@
             <w:tcW w:type="dxa" w:w="737"/>
             <w:vAlign w:val="center"/>
             <w:tcMar>
-              <w:top w:w="80" w:type="dxa"/>
-              <w:bottom w:w="80" w:type="dxa"/>
+              <w:top w:w="65" w:type="dxa"/>
+              <w:bottom w:w="65" w:type="dxa"/>
               <w:left w:w="100" w:type="dxa"/>
               <w:right w:w="100" w:type="dxa"/>
             </w:tcMar>
@@ -1069,8 +1064,8 @@
             <w:tcW w:type="dxa" w:w="5102"/>
             <w:vAlign w:val="center"/>
             <w:tcMar>
-              <w:top w:w="80" w:type="dxa"/>
-              <w:bottom w:w="80" w:type="dxa"/>
+              <w:top w:w="65" w:type="dxa"/>
+              <w:bottom w:w="65" w:type="dxa"/>
               <w:left w:w="100" w:type="dxa"/>
               <w:right w:w="100" w:type="dxa"/>
             </w:tcMar>
@@ -1097,8 +1092,8 @@
             <w:tcW w:type="dxa" w:w="1247"/>
             <w:vAlign w:val="center"/>
             <w:tcMar>
-              <w:top w:w="80" w:type="dxa"/>
-              <w:bottom w:w="80" w:type="dxa"/>
+              <w:top w:w="65" w:type="dxa"/>
+              <w:bottom w:w="65" w:type="dxa"/>
               <w:left w:w="100" w:type="dxa"/>
               <w:right w:w="100" w:type="dxa"/>
             </w:tcMar>
@@ -1126,8 +1121,8 @@
             <w:tcW w:type="dxa" w:w="2551"/>
             <w:vAlign w:val="center"/>
             <w:tcMar>
-              <w:top w:w="80" w:type="dxa"/>
-              <w:bottom w:w="80" w:type="dxa"/>
+              <w:top w:w="65" w:type="dxa"/>
+              <w:bottom w:w="65" w:type="dxa"/>
               <w:left w:w="100" w:type="dxa"/>
               <w:right w:w="100" w:type="dxa"/>
             </w:tcMar>
@@ -1159,8 +1154,8 @@
             <w:tcW w:type="dxa" w:w="737"/>
             <w:vAlign w:val="center"/>
             <w:tcMar>
-              <w:top w:w="80" w:type="dxa"/>
-              <w:bottom w:w="80" w:type="dxa"/>
+              <w:top w:w="65" w:type="dxa"/>
+              <w:bottom w:w="65" w:type="dxa"/>
               <w:left w:w="100" w:type="dxa"/>
               <w:right w:w="100" w:type="dxa"/>
             </w:tcMar>
@@ -1188,8 +1183,8 @@
             <w:tcW w:type="dxa" w:w="5102"/>
             <w:vAlign w:val="center"/>
             <w:tcMar>
-              <w:top w:w="80" w:type="dxa"/>
-              <w:bottom w:w="80" w:type="dxa"/>
+              <w:top w:w="65" w:type="dxa"/>
+              <w:bottom w:w="65" w:type="dxa"/>
               <w:left w:w="100" w:type="dxa"/>
               <w:right w:w="100" w:type="dxa"/>
             </w:tcMar>
@@ -1216,8 +1211,8 @@
             <w:tcW w:type="dxa" w:w="1247"/>
             <w:vAlign w:val="center"/>
             <w:tcMar>
-              <w:top w:w="80" w:type="dxa"/>
-              <w:bottom w:w="80" w:type="dxa"/>
+              <w:top w:w="65" w:type="dxa"/>
+              <w:bottom w:w="65" w:type="dxa"/>
               <w:left w:w="100" w:type="dxa"/>
               <w:right w:w="100" w:type="dxa"/>
             </w:tcMar>
@@ -1245,8 +1240,8 @@
             <w:tcW w:type="dxa" w:w="2551"/>
             <w:vAlign w:val="center"/>
             <w:tcMar>
-              <w:top w:w="80" w:type="dxa"/>
-              <w:bottom w:w="80" w:type="dxa"/>
+              <w:top w:w="65" w:type="dxa"/>
+              <w:bottom w:w="65" w:type="dxa"/>
               <w:left w:w="100" w:type="dxa"/>
               <w:right w:w="100" w:type="dxa"/>
             </w:tcMar>
@@ -1278,8 +1273,8 @@
             <w:tcW w:type="dxa" w:w="737"/>
             <w:vAlign w:val="center"/>
             <w:tcMar>
-              <w:top w:w="80" w:type="dxa"/>
-              <w:bottom w:w="80" w:type="dxa"/>
+              <w:top w:w="65" w:type="dxa"/>
+              <w:bottom w:w="65" w:type="dxa"/>
               <w:left w:w="100" w:type="dxa"/>
               <w:right w:w="100" w:type="dxa"/>
             </w:tcMar>
@@ -1307,8 +1302,8 @@
             <w:tcW w:type="dxa" w:w="5102"/>
             <w:vAlign w:val="center"/>
             <w:tcMar>
-              <w:top w:w="80" w:type="dxa"/>
-              <w:bottom w:w="80" w:type="dxa"/>
+              <w:top w:w="65" w:type="dxa"/>
+              <w:bottom w:w="65" w:type="dxa"/>
               <w:left w:w="100" w:type="dxa"/>
               <w:right w:w="100" w:type="dxa"/>
             </w:tcMar>
@@ -1335,8 +1330,8 @@
             <w:tcW w:type="dxa" w:w="1247"/>
             <w:vAlign w:val="center"/>
             <w:tcMar>
-              <w:top w:w="80" w:type="dxa"/>
-              <w:bottom w:w="80" w:type="dxa"/>
+              <w:top w:w="65" w:type="dxa"/>
+              <w:bottom w:w="65" w:type="dxa"/>
               <w:left w:w="100" w:type="dxa"/>
               <w:right w:w="100" w:type="dxa"/>
             </w:tcMar>
@@ -1364,8 +1359,8 @@
             <w:tcW w:type="dxa" w:w="2551"/>
             <w:vAlign w:val="center"/>
             <w:tcMar>
-              <w:top w:w="80" w:type="dxa"/>
-              <w:bottom w:w="80" w:type="dxa"/>
+              <w:top w:w="65" w:type="dxa"/>
+              <w:bottom w:w="65" w:type="dxa"/>
               <w:left w:w="100" w:type="dxa"/>
               <w:right w:w="100" w:type="dxa"/>
             </w:tcMar>
@@ -1397,8 +1392,8 @@
             <w:tcW w:type="dxa" w:w="737"/>
             <w:vAlign w:val="center"/>
             <w:tcMar>
-              <w:top w:w="80" w:type="dxa"/>
-              <w:bottom w:w="80" w:type="dxa"/>
+              <w:top w:w="65" w:type="dxa"/>
+              <w:bottom w:w="65" w:type="dxa"/>
               <w:left w:w="100" w:type="dxa"/>
               <w:right w:w="100" w:type="dxa"/>
             </w:tcMar>
@@ -1426,8 +1421,8 @@
             <w:tcW w:type="dxa" w:w="5102"/>
             <w:vAlign w:val="center"/>
             <w:tcMar>
-              <w:top w:w="80" w:type="dxa"/>
-              <w:bottom w:w="80" w:type="dxa"/>
+              <w:top w:w="65" w:type="dxa"/>
+              <w:bottom w:w="65" w:type="dxa"/>
               <w:left w:w="100" w:type="dxa"/>
               <w:right w:w="100" w:type="dxa"/>
             </w:tcMar>
@@ -1454,8 +1449,8 @@
             <w:tcW w:type="dxa" w:w="1247"/>
             <w:vAlign w:val="center"/>
             <w:tcMar>
-              <w:top w:w="80" w:type="dxa"/>
-              <w:bottom w:w="80" w:type="dxa"/>
+              <w:top w:w="65" w:type="dxa"/>
+              <w:bottom w:w="65" w:type="dxa"/>
               <w:left w:w="100" w:type="dxa"/>
               <w:right w:w="100" w:type="dxa"/>
             </w:tcMar>
@@ -1483,8 +1478,8 @@
             <w:tcW w:type="dxa" w:w="2551"/>
             <w:vAlign w:val="center"/>
             <w:tcMar>
-              <w:top w:w="80" w:type="dxa"/>
-              <w:bottom w:w="80" w:type="dxa"/>
+              <w:top w:w="65" w:type="dxa"/>
+              <w:bottom w:w="65" w:type="dxa"/>
               <w:left w:w="100" w:type="dxa"/>
               <w:right w:w="100" w:type="dxa"/>
             </w:tcMar>
@@ -1516,8 +1511,8 @@
             <w:tcW w:type="dxa" w:w="737"/>
             <w:vAlign w:val="center"/>
             <w:tcMar>
-              <w:top w:w="80" w:type="dxa"/>
-              <w:bottom w:w="80" w:type="dxa"/>
+              <w:top w:w="65" w:type="dxa"/>
+              <w:bottom w:w="65" w:type="dxa"/>
               <w:left w:w="100" w:type="dxa"/>
               <w:right w:w="100" w:type="dxa"/>
             </w:tcMar>
@@ -1545,8 +1540,8 @@
             <w:tcW w:type="dxa" w:w="5102"/>
             <w:vAlign w:val="center"/>
             <w:tcMar>
-              <w:top w:w="80" w:type="dxa"/>
-              <w:bottom w:w="80" w:type="dxa"/>
+              <w:top w:w="65" w:type="dxa"/>
+              <w:bottom w:w="65" w:type="dxa"/>
               <w:left w:w="100" w:type="dxa"/>
               <w:right w:w="100" w:type="dxa"/>
             </w:tcMar>
@@ -1573,8 +1568,8 @@
             <w:tcW w:type="dxa" w:w="1247"/>
             <w:vAlign w:val="center"/>
             <w:tcMar>
-              <w:top w:w="80" w:type="dxa"/>
-              <w:bottom w:w="80" w:type="dxa"/>
+              <w:top w:w="65" w:type="dxa"/>
+              <w:bottom w:w="65" w:type="dxa"/>
               <w:left w:w="100" w:type="dxa"/>
               <w:right w:w="100" w:type="dxa"/>
             </w:tcMar>
@@ -1602,8 +1597,8 @@
             <w:tcW w:type="dxa" w:w="2551"/>
             <w:vAlign w:val="center"/>
             <w:tcMar>
-              <w:top w:w="80" w:type="dxa"/>
-              <w:bottom w:w="80" w:type="dxa"/>
+              <w:top w:w="65" w:type="dxa"/>
+              <w:bottom w:w="65" w:type="dxa"/>
               <w:left w:w="100" w:type="dxa"/>
               <w:right w:w="100" w:type="dxa"/>
             </w:tcMar>
@@ -1635,8 +1630,8 @@
             <w:tcW w:type="dxa" w:w="737"/>
             <w:vAlign w:val="center"/>
             <w:tcMar>
-              <w:top w:w="80" w:type="dxa"/>
-              <w:bottom w:w="80" w:type="dxa"/>
+              <w:top w:w="65" w:type="dxa"/>
+              <w:bottom w:w="65" w:type="dxa"/>
               <w:left w:w="100" w:type="dxa"/>
               <w:right w:w="100" w:type="dxa"/>
             </w:tcMar>
@@ -1664,8 +1659,8 @@
             <w:tcW w:type="dxa" w:w="5102"/>
             <w:vAlign w:val="center"/>
             <w:tcMar>
-              <w:top w:w="80" w:type="dxa"/>
-              <w:bottom w:w="80" w:type="dxa"/>
+              <w:top w:w="65" w:type="dxa"/>
+              <w:bottom w:w="65" w:type="dxa"/>
               <w:left w:w="100" w:type="dxa"/>
               <w:right w:w="100" w:type="dxa"/>
             </w:tcMar>
@@ -1692,8 +1687,8 @@
             <w:tcW w:type="dxa" w:w="1247"/>
             <w:vAlign w:val="center"/>
             <w:tcMar>
-              <w:top w:w="80" w:type="dxa"/>
-              <w:bottom w:w="80" w:type="dxa"/>
+              <w:top w:w="65" w:type="dxa"/>
+              <w:bottom w:w="65" w:type="dxa"/>
               <w:left w:w="100" w:type="dxa"/>
               <w:right w:w="100" w:type="dxa"/>
             </w:tcMar>
@@ -1721,8 +1716,8 @@
             <w:tcW w:type="dxa" w:w="2551"/>
             <w:vAlign w:val="center"/>
             <w:tcMar>
-              <w:top w:w="80" w:type="dxa"/>
-              <w:bottom w:w="80" w:type="dxa"/>
+              <w:top w:w="65" w:type="dxa"/>
+              <w:bottom w:w="65" w:type="dxa"/>
               <w:left w:w="100" w:type="dxa"/>
               <w:right w:w="100" w:type="dxa"/>
             </w:tcMar>
@@ -1754,8 +1749,8 @@
             <w:tcW w:type="dxa" w:w="737"/>
             <w:vAlign w:val="center"/>
             <w:tcMar>
-              <w:top w:w="80" w:type="dxa"/>
-              <w:bottom w:w="80" w:type="dxa"/>
+              <w:top w:w="65" w:type="dxa"/>
+              <w:bottom w:w="65" w:type="dxa"/>
               <w:left w:w="100" w:type="dxa"/>
               <w:right w:w="100" w:type="dxa"/>
             </w:tcMar>
@@ -1783,8 +1778,8 @@
             <w:tcW w:type="dxa" w:w="5102"/>
             <w:vAlign w:val="center"/>
             <w:tcMar>
-              <w:top w:w="80" w:type="dxa"/>
-              <w:bottom w:w="80" w:type="dxa"/>
+              <w:top w:w="65" w:type="dxa"/>
+              <w:bottom w:w="65" w:type="dxa"/>
               <w:left w:w="100" w:type="dxa"/>
               <w:right w:w="100" w:type="dxa"/>
             </w:tcMar>
@@ -1811,8 +1806,8 @@
             <w:tcW w:type="dxa" w:w="1247"/>
             <w:vAlign w:val="center"/>
             <w:tcMar>
-              <w:top w:w="80" w:type="dxa"/>
-              <w:bottom w:w="80" w:type="dxa"/>
+              <w:top w:w="65" w:type="dxa"/>
+              <w:bottom w:w="65" w:type="dxa"/>
               <w:left w:w="100" w:type="dxa"/>
               <w:right w:w="100" w:type="dxa"/>
             </w:tcMar>
@@ -1840,8 +1835,8 @@
             <w:tcW w:type="dxa" w:w="2551"/>
             <w:vAlign w:val="center"/>
             <w:tcMar>
-              <w:top w:w="80" w:type="dxa"/>
-              <w:bottom w:w="80" w:type="dxa"/>
+              <w:top w:w="65" w:type="dxa"/>
+              <w:bottom w:w="65" w:type="dxa"/>
               <w:left w:w="100" w:type="dxa"/>
               <w:right w:w="100" w:type="dxa"/>
             </w:tcMar>
@@ -1873,8 +1868,8 @@
             <w:tcW w:type="dxa" w:w="737"/>
             <w:vAlign w:val="center"/>
             <w:tcMar>
-              <w:top w:w="80" w:type="dxa"/>
-              <w:bottom w:w="80" w:type="dxa"/>
+              <w:top w:w="65" w:type="dxa"/>
+              <w:bottom w:w="65" w:type="dxa"/>
               <w:left w:w="100" w:type="dxa"/>
               <w:right w:w="100" w:type="dxa"/>
             </w:tcMar>
@@ -1902,8 +1897,8 @@
             <w:tcW w:type="dxa" w:w="5102"/>
             <w:vAlign w:val="center"/>
             <w:tcMar>
-              <w:top w:w="80" w:type="dxa"/>
-              <w:bottom w:w="80" w:type="dxa"/>
+              <w:top w:w="65" w:type="dxa"/>
+              <w:bottom w:w="65" w:type="dxa"/>
               <w:left w:w="100" w:type="dxa"/>
               <w:right w:w="100" w:type="dxa"/>
             </w:tcMar>
@@ -1930,8 +1925,8 @@
             <w:tcW w:type="dxa" w:w="1247"/>
             <w:vAlign w:val="center"/>
             <w:tcMar>
-              <w:top w:w="80" w:type="dxa"/>
-              <w:bottom w:w="80" w:type="dxa"/>
+              <w:top w:w="65" w:type="dxa"/>
+              <w:bottom w:w="65" w:type="dxa"/>
               <w:left w:w="100" w:type="dxa"/>
               <w:right w:w="100" w:type="dxa"/>
             </w:tcMar>
@@ -1959,8 +1954,8 @@
             <w:tcW w:type="dxa" w:w="2551"/>
             <w:vAlign w:val="center"/>
             <w:tcMar>
-              <w:top w:w="80" w:type="dxa"/>
-              <w:bottom w:w="80" w:type="dxa"/>
+              <w:top w:w="65" w:type="dxa"/>
+              <w:bottom w:w="65" w:type="dxa"/>
               <w:left w:w="100" w:type="dxa"/>
               <w:right w:w="100" w:type="dxa"/>
             </w:tcMar>
@@ -1992,8 +1987,8 @@
             <w:tcW w:type="dxa" w:w="737"/>
             <w:vAlign w:val="center"/>
             <w:tcMar>
-              <w:top w:w="80" w:type="dxa"/>
-              <w:bottom w:w="80" w:type="dxa"/>
+              <w:top w:w="65" w:type="dxa"/>
+              <w:bottom w:w="65" w:type="dxa"/>
               <w:left w:w="100" w:type="dxa"/>
               <w:right w:w="100" w:type="dxa"/>
             </w:tcMar>
@@ -2021,8 +2016,8 @@
             <w:tcW w:type="dxa" w:w="5102"/>
             <w:vAlign w:val="center"/>
             <w:tcMar>
-              <w:top w:w="80" w:type="dxa"/>
-              <w:bottom w:w="80" w:type="dxa"/>
+              <w:top w:w="65" w:type="dxa"/>
+              <w:bottom w:w="65" w:type="dxa"/>
               <w:left w:w="100" w:type="dxa"/>
               <w:right w:w="100" w:type="dxa"/>
             </w:tcMar>
@@ -2049,8 +2044,8 @@
             <w:tcW w:type="dxa" w:w="1247"/>
             <w:vAlign w:val="center"/>
             <w:tcMar>
-              <w:top w:w="80" w:type="dxa"/>
-              <w:bottom w:w="80" w:type="dxa"/>
+              <w:top w:w="65" w:type="dxa"/>
+              <w:bottom w:w="65" w:type="dxa"/>
               <w:left w:w="100" w:type="dxa"/>
               <w:right w:w="100" w:type="dxa"/>
             </w:tcMar>
@@ -2078,8 +2073,8 @@
             <w:tcW w:type="dxa" w:w="2551"/>
             <w:vAlign w:val="center"/>
             <w:tcMar>
-              <w:top w:w="80" w:type="dxa"/>
-              <w:bottom w:w="80" w:type="dxa"/>
+              <w:top w:w="65" w:type="dxa"/>
+              <w:bottom w:w="65" w:type="dxa"/>
               <w:left w:w="100" w:type="dxa"/>
               <w:right w:w="100" w:type="dxa"/>
             </w:tcMar>
@@ -2111,8 +2106,8 @@
             <w:tcW w:type="dxa" w:w="737"/>
             <w:vAlign w:val="center"/>
             <w:tcMar>
-              <w:top w:w="80" w:type="dxa"/>
-              <w:bottom w:w="80" w:type="dxa"/>
+              <w:top w:w="65" w:type="dxa"/>
+              <w:bottom w:w="65" w:type="dxa"/>
               <w:left w:w="100" w:type="dxa"/>
               <w:right w:w="100" w:type="dxa"/>
             </w:tcMar>
@@ -2140,8 +2135,8 @@
             <w:tcW w:type="dxa" w:w="5102"/>
             <w:vAlign w:val="center"/>
             <w:tcMar>
-              <w:top w:w="80" w:type="dxa"/>
-              <w:bottom w:w="80" w:type="dxa"/>
+              <w:top w:w="65" w:type="dxa"/>
+              <w:bottom w:w="65" w:type="dxa"/>
               <w:left w:w="100" w:type="dxa"/>
               <w:right w:w="100" w:type="dxa"/>
             </w:tcMar>
@@ -2168,8 +2163,8 @@
             <w:tcW w:type="dxa" w:w="1247"/>
             <w:vAlign w:val="center"/>
             <w:tcMar>
-              <w:top w:w="80" w:type="dxa"/>
-              <w:bottom w:w="80" w:type="dxa"/>
+              <w:top w:w="65" w:type="dxa"/>
+              <w:bottom w:w="65" w:type="dxa"/>
               <w:left w:w="100" w:type="dxa"/>
               <w:right w:w="100" w:type="dxa"/>
             </w:tcMar>
@@ -2188,7 +2183,7 @@
                 <w:color w:val="000000"/>
                 <w:sz w:val="18"/>
               </w:rPr>
-              <w:t>P2</w:t>
+              <w:t>P1</w:t>
             </w:r>
           </w:p>
         </w:tc>
@@ -2197,8 +2192,8 @@
             <w:tcW w:type="dxa" w:w="2551"/>
             <w:vAlign w:val="center"/>
             <w:tcMar>
-              <w:top w:w="80" w:type="dxa"/>
-              <w:bottom w:w="80" w:type="dxa"/>
+              <w:top w:w="65" w:type="dxa"/>
+              <w:bottom w:w="65" w:type="dxa"/>
               <w:left w:w="100" w:type="dxa"/>
               <w:right w:w="100" w:type="dxa"/>
             </w:tcMar>
@@ -2230,8 +2225,8 @@
             <w:tcW w:type="dxa" w:w="737"/>
             <w:vAlign w:val="center"/>
             <w:tcMar>
-              <w:top w:w="80" w:type="dxa"/>
-              <w:bottom w:w="80" w:type="dxa"/>
+              <w:top w:w="65" w:type="dxa"/>
+              <w:bottom w:w="65" w:type="dxa"/>
               <w:left w:w="100" w:type="dxa"/>
               <w:right w:w="100" w:type="dxa"/>
             </w:tcMar>
@@ -2259,8 +2254,8 @@
             <w:tcW w:type="dxa" w:w="5102"/>
             <w:vAlign w:val="center"/>
             <w:tcMar>
-              <w:top w:w="80" w:type="dxa"/>
-              <w:bottom w:w="80" w:type="dxa"/>
+              <w:top w:w="65" w:type="dxa"/>
+              <w:bottom w:w="65" w:type="dxa"/>
               <w:left w:w="100" w:type="dxa"/>
               <w:right w:w="100" w:type="dxa"/>
             </w:tcMar>
@@ -2287,8 +2282,8 @@
             <w:tcW w:type="dxa" w:w="1247"/>
             <w:vAlign w:val="center"/>
             <w:tcMar>
-              <w:top w:w="80" w:type="dxa"/>
-              <w:bottom w:w="80" w:type="dxa"/>
+              <w:top w:w="65" w:type="dxa"/>
+              <w:bottom w:w="65" w:type="dxa"/>
               <w:left w:w="100" w:type="dxa"/>
               <w:right w:w="100" w:type="dxa"/>
             </w:tcMar>
@@ -2316,8 +2311,8 @@
             <w:tcW w:type="dxa" w:w="2551"/>
             <w:vAlign w:val="center"/>
             <w:tcMar>
-              <w:top w:w="80" w:type="dxa"/>
-              <w:bottom w:w="80" w:type="dxa"/>
+              <w:top w:w="65" w:type="dxa"/>
+              <w:bottom w:w="65" w:type="dxa"/>
               <w:left w:w="100" w:type="dxa"/>
               <w:right w:w="100" w:type="dxa"/>
             </w:tcMar>
@@ -2349,8 +2344,8 @@
             <w:tcW w:type="dxa" w:w="737"/>
             <w:vAlign w:val="center"/>
             <w:tcMar>
-              <w:top w:w="80" w:type="dxa"/>
-              <w:bottom w:w="80" w:type="dxa"/>
+              <w:top w:w="65" w:type="dxa"/>
+              <w:bottom w:w="65" w:type="dxa"/>
               <w:left w:w="100" w:type="dxa"/>
               <w:right w:w="100" w:type="dxa"/>
             </w:tcMar>
@@ -2378,8 +2373,8 @@
             <w:tcW w:type="dxa" w:w="5102"/>
             <w:vAlign w:val="center"/>
             <w:tcMar>
-              <w:top w:w="80" w:type="dxa"/>
-              <w:bottom w:w="80" w:type="dxa"/>
+              <w:top w:w="65" w:type="dxa"/>
+              <w:bottom w:w="65" w:type="dxa"/>
               <w:left w:w="100" w:type="dxa"/>
               <w:right w:w="100" w:type="dxa"/>
             </w:tcMar>
@@ -2406,8 +2401,8 @@
             <w:tcW w:type="dxa" w:w="1247"/>
             <w:vAlign w:val="center"/>
             <w:tcMar>
-              <w:top w:w="80" w:type="dxa"/>
-              <w:bottom w:w="80" w:type="dxa"/>
+              <w:top w:w="65" w:type="dxa"/>
+              <w:bottom w:w="65" w:type="dxa"/>
               <w:left w:w="100" w:type="dxa"/>
               <w:right w:w="100" w:type="dxa"/>
             </w:tcMar>
@@ -2435,8 +2430,8 @@
             <w:tcW w:type="dxa" w:w="2551"/>
             <w:vAlign w:val="center"/>
             <w:tcMar>
-              <w:top w:w="80" w:type="dxa"/>
-              <w:bottom w:w="80" w:type="dxa"/>
+              <w:top w:w="65" w:type="dxa"/>
+              <w:bottom w:w="65" w:type="dxa"/>
               <w:left w:w="100" w:type="dxa"/>
               <w:right w:w="100" w:type="dxa"/>
             </w:tcMar>
@@ -2468,8 +2463,8 @@
             <w:tcW w:type="dxa" w:w="737"/>
             <w:vAlign w:val="center"/>
             <w:tcMar>
-              <w:top w:w="80" w:type="dxa"/>
-              <w:bottom w:w="80" w:type="dxa"/>
+              <w:top w:w="65" w:type="dxa"/>
+              <w:bottom w:w="65" w:type="dxa"/>
               <w:left w:w="100" w:type="dxa"/>
               <w:right w:w="100" w:type="dxa"/>
             </w:tcMar>
@@ -2497,8 +2492,8 @@
             <w:tcW w:type="dxa" w:w="5102"/>
             <w:vAlign w:val="center"/>
             <w:tcMar>
-              <w:top w:w="80" w:type="dxa"/>
-              <w:bottom w:w="80" w:type="dxa"/>
+              <w:top w:w="65" w:type="dxa"/>
+              <w:bottom w:w="65" w:type="dxa"/>
               <w:left w:w="100" w:type="dxa"/>
               <w:right w:w="100" w:type="dxa"/>
             </w:tcMar>
@@ -2525,8 +2520,8 @@
             <w:tcW w:type="dxa" w:w="1247"/>
             <w:vAlign w:val="center"/>
             <w:tcMar>
-              <w:top w:w="80" w:type="dxa"/>
-              <w:bottom w:w="80" w:type="dxa"/>
+              <w:top w:w="65" w:type="dxa"/>
+              <w:bottom w:w="65" w:type="dxa"/>
               <w:left w:w="100" w:type="dxa"/>
               <w:right w:w="100" w:type="dxa"/>
             </w:tcMar>
@@ -2554,8 +2549,8 @@
             <w:tcW w:type="dxa" w:w="2551"/>
             <w:vAlign w:val="center"/>
             <w:tcMar>
-              <w:top w:w="80" w:type="dxa"/>
-              <w:bottom w:w="80" w:type="dxa"/>
+              <w:top w:w="65" w:type="dxa"/>
+              <w:bottom w:w="65" w:type="dxa"/>
               <w:left w:w="100" w:type="dxa"/>
               <w:right w:w="100" w:type="dxa"/>
             </w:tcMar>
@@ -2587,8 +2582,8 @@
             <w:tcW w:type="dxa" w:w="737"/>
             <w:vAlign w:val="center"/>
             <w:tcMar>
-              <w:top w:w="80" w:type="dxa"/>
-              <w:bottom w:w="80" w:type="dxa"/>
+              <w:top w:w="65" w:type="dxa"/>
+              <w:bottom w:w="65" w:type="dxa"/>
               <w:left w:w="100" w:type="dxa"/>
               <w:right w:w="100" w:type="dxa"/>
             </w:tcMar>
@@ -2616,8 +2611,8 @@
             <w:tcW w:type="dxa" w:w="5102"/>
             <w:vAlign w:val="center"/>
             <w:tcMar>
-              <w:top w:w="80" w:type="dxa"/>
-              <w:bottom w:w="80" w:type="dxa"/>
+              <w:top w:w="65" w:type="dxa"/>
+              <w:bottom w:w="65" w:type="dxa"/>
               <w:left w:w="100" w:type="dxa"/>
               <w:right w:w="100" w:type="dxa"/>
             </w:tcMar>
@@ -2644,8 +2639,8 @@
             <w:tcW w:type="dxa" w:w="1247"/>
             <w:vAlign w:val="center"/>
             <w:tcMar>
-              <w:top w:w="80" w:type="dxa"/>
-              <w:bottom w:w="80" w:type="dxa"/>
+              <w:top w:w="65" w:type="dxa"/>
+              <w:bottom w:w="65" w:type="dxa"/>
               <w:left w:w="100" w:type="dxa"/>
               <w:right w:w="100" w:type="dxa"/>
             </w:tcMar>
@@ -2673,8 +2668,8 @@
             <w:tcW w:type="dxa" w:w="2551"/>
             <w:vAlign w:val="center"/>
             <w:tcMar>
-              <w:top w:w="80" w:type="dxa"/>
-              <w:bottom w:w="80" w:type="dxa"/>
+              <w:top w:w="65" w:type="dxa"/>
+              <w:bottom w:w="65" w:type="dxa"/>
               <w:left w:w="100" w:type="dxa"/>
               <w:right w:w="100" w:type="dxa"/>
             </w:tcMar>
@@ -2706,8 +2701,8 @@
             <w:tcW w:type="dxa" w:w="737"/>
             <w:vAlign w:val="center"/>
             <w:tcMar>
-              <w:top w:w="80" w:type="dxa"/>
-              <w:bottom w:w="80" w:type="dxa"/>
+              <w:top w:w="65" w:type="dxa"/>
+              <w:bottom w:w="65" w:type="dxa"/>
               <w:left w:w="100" w:type="dxa"/>
               <w:right w:w="100" w:type="dxa"/>
             </w:tcMar>
@@ -2735,8 +2730,8 @@
             <w:tcW w:type="dxa" w:w="5102"/>
             <w:vAlign w:val="center"/>
             <w:tcMar>
-              <w:top w:w="80" w:type="dxa"/>
-              <w:bottom w:w="80" w:type="dxa"/>
+              <w:top w:w="65" w:type="dxa"/>
+              <w:bottom w:w="65" w:type="dxa"/>
               <w:left w:w="100" w:type="dxa"/>
               <w:right w:w="100" w:type="dxa"/>
             </w:tcMar>
@@ -2763,8 +2758,8 @@
             <w:tcW w:type="dxa" w:w="1247"/>
             <w:vAlign w:val="center"/>
             <w:tcMar>
-              <w:top w:w="80" w:type="dxa"/>
-              <w:bottom w:w="80" w:type="dxa"/>
+              <w:top w:w="65" w:type="dxa"/>
+              <w:bottom w:w="65" w:type="dxa"/>
               <w:left w:w="100" w:type="dxa"/>
               <w:right w:w="100" w:type="dxa"/>
             </w:tcMar>
@@ -2792,8 +2787,8 @@
             <w:tcW w:type="dxa" w:w="2551"/>
             <w:vAlign w:val="center"/>
             <w:tcMar>
-              <w:top w:w="80" w:type="dxa"/>
-              <w:bottom w:w="80" w:type="dxa"/>
+              <w:top w:w="65" w:type="dxa"/>
+              <w:bottom w:w="65" w:type="dxa"/>
               <w:left w:w="100" w:type="dxa"/>
               <w:right w:w="100" w:type="dxa"/>
             </w:tcMar>
@@ -2825,8 +2820,8 @@
             <w:tcW w:type="dxa" w:w="737"/>
             <w:vAlign w:val="center"/>
             <w:tcMar>
-              <w:top w:w="80" w:type="dxa"/>
-              <w:bottom w:w="80" w:type="dxa"/>
+              <w:top w:w="65" w:type="dxa"/>
+              <w:bottom w:w="65" w:type="dxa"/>
               <w:left w:w="100" w:type="dxa"/>
               <w:right w:w="100" w:type="dxa"/>
             </w:tcMar>
@@ -2854,8 +2849,8 @@
             <w:tcW w:type="dxa" w:w="5102"/>
             <w:vAlign w:val="center"/>
             <w:tcMar>
-              <w:top w:w="80" w:type="dxa"/>
-              <w:bottom w:w="80" w:type="dxa"/>
+              <w:top w:w="65" w:type="dxa"/>
+              <w:bottom w:w="65" w:type="dxa"/>
               <w:left w:w="100" w:type="dxa"/>
               <w:right w:w="100" w:type="dxa"/>
             </w:tcMar>
@@ -2882,8 +2877,8 @@
             <w:tcW w:type="dxa" w:w="1247"/>
             <w:vAlign w:val="center"/>
             <w:tcMar>
-              <w:top w:w="80" w:type="dxa"/>
-              <w:bottom w:w="80" w:type="dxa"/>
+              <w:top w:w="65" w:type="dxa"/>
+              <w:bottom w:w="65" w:type="dxa"/>
               <w:left w:w="100" w:type="dxa"/>
               <w:right w:w="100" w:type="dxa"/>
             </w:tcMar>
@@ -2911,8 +2906,8 @@
             <w:tcW w:type="dxa" w:w="2551"/>
             <w:vAlign w:val="center"/>
             <w:tcMar>
-              <w:top w:w="80" w:type="dxa"/>
-              <w:bottom w:w="80" w:type="dxa"/>
+              <w:top w:w="65" w:type="dxa"/>
+              <w:bottom w:w="65" w:type="dxa"/>
               <w:left w:w="100" w:type="dxa"/>
               <w:right w:w="100" w:type="dxa"/>
             </w:tcMar>
@@ -2944,8 +2939,8 @@
             <w:tcW w:type="dxa" w:w="737"/>
             <w:vAlign w:val="center"/>
             <w:tcMar>
-              <w:top w:w="80" w:type="dxa"/>
-              <w:bottom w:w="80" w:type="dxa"/>
+              <w:top w:w="65" w:type="dxa"/>
+              <w:bottom w:w="65" w:type="dxa"/>
               <w:left w:w="100" w:type="dxa"/>
               <w:right w:w="100" w:type="dxa"/>
             </w:tcMar>
@@ -2973,8 +2968,8 @@
             <w:tcW w:type="dxa" w:w="5102"/>
             <w:vAlign w:val="center"/>
             <w:tcMar>
-              <w:top w:w="80" w:type="dxa"/>
-              <w:bottom w:w="80" w:type="dxa"/>
+              <w:top w:w="65" w:type="dxa"/>
+              <w:bottom w:w="65" w:type="dxa"/>
               <w:left w:w="100" w:type="dxa"/>
               <w:right w:w="100" w:type="dxa"/>
             </w:tcMar>
@@ -3001,8 +2996,8 @@
             <w:tcW w:type="dxa" w:w="1247"/>
             <w:vAlign w:val="center"/>
             <w:tcMar>
-              <w:top w:w="80" w:type="dxa"/>
-              <w:bottom w:w="80" w:type="dxa"/>
+              <w:top w:w="65" w:type="dxa"/>
+              <w:bottom w:w="65" w:type="dxa"/>
               <w:left w:w="100" w:type="dxa"/>
               <w:right w:w="100" w:type="dxa"/>
             </w:tcMar>
@@ -3030,8 +3025,8 @@
             <w:tcW w:type="dxa" w:w="2551"/>
             <w:vAlign w:val="center"/>
             <w:tcMar>
-              <w:top w:w="80" w:type="dxa"/>
-              <w:bottom w:w="80" w:type="dxa"/>
+              <w:top w:w="65" w:type="dxa"/>
+              <w:bottom w:w="65" w:type="dxa"/>
               <w:left w:w="100" w:type="dxa"/>
               <w:right w:w="100" w:type="dxa"/>
             </w:tcMar>
@@ -3063,8 +3058,8 @@
             <w:tcW w:type="dxa" w:w="737"/>
             <w:vAlign w:val="center"/>
             <w:tcMar>
-              <w:top w:w="80" w:type="dxa"/>
-              <w:bottom w:w="80" w:type="dxa"/>
+              <w:top w:w="65" w:type="dxa"/>
+              <w:bottom w:w="65" w:type="dxa"/>
               <w:left w:w="100" w:type="dxa"/>
               <w:right w:w="100" w:type="dxa"/>
             </w:tcMar>
@@ -3092,8 +3087,8 @@
             <w:tcW w:type="dxa" w:w="5102"/>
             <w:vAlign w:val="center"/>
             <w:tcMar>
-              <w:top w:w="80" w:type="dxa"/>
-              <w:bottom w:w="80" w:type="dxa"/>
+              <w:top w:w="65" w:type="dxa"/>
+              <w:bottom w:w="65" w:type="dxa"/>
               <w:left w:w="100" w:type="dxa"/>
               <w:right w:w="100" w:type="dxa"/>
             </w:tcMar>
@@ -3120,8 +3115,8 @@
             <w:tcW w:type="dxa" w:w="1247"/>
             <w:vAlign w:val="center"/>
             <w:tcMar>
-              <w:top w:w="80" w:type="dxa"/>
-              <w:bottom w:w="80" w:type="dxa"/>
+              <w:top w:w="65" w:type="dxa"/>
+              <w:bottom w:w="65" w:type="dxa"/>
               <w:left w:w="100" w:type="dxa"/>
               <w:right w:w="100" w:type="dxa"/>
             </w:tcMar>
@@ -3149,8 +3144,8 @@
             <w:tcW w:type="dxa" w:w="2551"/>
             <w:vAlign w:val="center"/>
             <w:tcMar>
-              <w:top w:w="80" w:type="dxa"/>
-              <w:bottom w:w="80" w:type="dxa"/>
+              <w:top w:w="65" w:type="dxa"/>
+              <w:bottom w:w="65" w:type="dxa"/>
               <w:left w:w="100" w:type="dxa"/>
               <w:right w:w="100" w:type="dxa"/>
             </w:tcMar>
@@ -3182,8 +3177,8 @@
             <w:tcW w:type="dxa" w:w="737"/>
             <w:vAlign w:val="center"/>
             <w:tcMar>
-              <w:top w:w="80" w:type="dxa"/>
-              <w:bottom w:w="80" w:type="dxa"/>
+              <w:top w:w="65" w:type="dxa"/>
+              <w:bottom w:w="65" w:type="dxa"/>
               <w:left w:w="100" w:type="dxa"/>
               <w:right w:w="100" w:type="dxa"/>
             </w:tcMar>
@@ -3211,8 +3206,8 @@
             <w:tcW w:type="dxa" w:w="5102"/>
             <w:vAlign w:val="center"/>
             <w:tcMar>
-              <w:top w:w="80" w:type="dxa"/>
-              <w:bottom w:w="80" w:type="dxa"/>
+              <w:top w:w="65" w:type="dxa"/>
+              <w:bottom w:w="65" w:type="dxa"/>
               <w:left w:w="100" w:type="dxa"/>
               <w:right w:w="100" w:type="dxa"/>
             </w:tcMar>
@@ -3239,8 +3234,8 @@
             <w:tcW w:type="dxa" w:w="1247"/>
             <w:vAlign w:val="center"/>
             <w:tcMar>
-              <w:top w:w="80" w:type="dxa"/>
-              <w:bottom w:w="80" w:type="dxa"/>
+              <w:top w:w="65" w:type="dxa"/>
+              <w:bottom w:w="65" w:type="dxa"/>
               <w:left w:w="100" w:type="dxa"/>
               <w:right w:w="100" w:type="dxa"/>
             </w:tcMar>
@@ -3268,8 +3263,8 @@
             <w:tcW w:type="dxa" w:w="2551"/>
             <w:vAlign w:val="center"/>
             <w:tcMar>
-              <w:top w:w="80" w:type="dxa"/>
-              <w:bottom w:w="80" w:type="dxa"/>
+              <w:top w:w="65" w:type="dxa"/>
+              <w:bottom w:w="65" w:type="dxa"/>
               <w:left w:w="100" w:type="dxa"/>
               <w:right w:w="100" w:type="dxa"/>
             </w:tcMar>
@@ -3292,6 +3287,244 @@
           </w:p>
         </w:tc>
       </w:tr>
+      <w:tr>
+        <w:trPr>
+          <w:cantSplit/>
+        </w:trPr>
+        <w:tc>
+          <w:tcPr>
+            <w:tcW w:type="dxa" w:w="737"/>
+            <w:vAlign w:val="center"/>
+            <w:tcMar>
+              <w:top w:w="65" w:type="dxa"/>
+              <w:bottom w:w="65" w:type="dxa"/>
+              <w:left w:w="100" w:type="dxa"/>
+              <w:right w:w="100" w:type="dxa"/>
+            </w:tcMar>
+            <w:shd w:fill="FFFFFF"/>
+          </w:tcPr>
+          <w:p>
+            <w:pPr>
+              <w:keepNext w:val="0"/>
+              <w:spacing w:after="0" w:line="250" w:lineRule="auto"/>
+              <w:jc w:val="center"/>
+            </w:pPr>
+            <w:r>
+              <w:rPr>
+                <w:rFonts w:ascii="Arial" w:hAnsi="Arial"/>
+                <w:b w:val="0"/>
+                <w:color w:val="000000"/>
+                <w:sz w:val="18"/>
+              </w:rPr>
+              <w:t>BL22</w:t>
+            </w:r>
+          </w:p>
+        </w:tc>
+        <w:tc>
+          <w:tcPr>
+            <w:tcW w:type="dxa" w:w="5102"/>
+            <w:vAlign w:val="center"/>
+            <w:tcMar>
+              <w:top w:w="65" w:type="dxa"/>
+              <w:bottom w:w="65" w:type="dxa"/>
+              <w:left w:w="100" w:type="dxa"/>
+              <w:right w:w="100" w:type="dxa"/>
+            </w:tcMar>
+            <w:shd w:fill="FFFFFF"/>
+          </w:tcPr>
+          <w:p>
+            <w:pPr>
+              <w:keepNext w:val="0"/>
+              <w:spacing w:after="0" w:line="250" w:lineRule="auto"/>
+            </w:pPr>
+            <w:r>
+              <w:rPr>
+                <w:rFonts w:ascii="Arial" w:hAnsi="Arial"/>
+                <w:b w:val="0"/>
+                <w:color w:val="000000"/>
+                <w:sz w:val="18"/>
+              </w:rPr>
+              <w:t>Corrigir origem CORS do login publicado se ainda divergente</w:t>
+            </w:r>
+          </w:p>
+        </w:tc>
+        <w:tc>
+          <w:tcPr>
+            <w:tcW w:type="dxa" w:w="1247"/>
+            <w:vAlign w:val="center"/>
+            <w:tcMar>
+              <w:top w:w="65" w:type="dxa"/>
+              <w:bottom w:w="65" w:type="dxa"/>
+              <w:left w:w="100" w:type="dxa"/>
+              <w:right w:w="100" w:type="dxa"/>
+            </w:tcMar>
+            <w:shd w:fill="FFFFFF"/>
+          </w:tcPr>
+          <w:p>
+            <w:pPr>
+              <w:keepNext w:val="0"/>
+              <w:spacing w:after="0" w:line="250" w:lineRule="auto"/>
+              <w:jc w:val="center"/>
+            </w:pPr>
+            <w:r>
+              <w:rPr>
+                <w:rFonts w:ascii="Arial" w:hAnsi="Arial"/>
+                <w:b w:val="0"/>
+                <w:color w:val="000000"/>
+                <w:sz w:val="18"/>
+              </w:rPr>
+              <w:t>P0</w:t>
+            </w:r>
+          </w:p>
+        </w:tc>
+        <w:tc>
+          <w:tcPr>
+            <w:tcW w:type="dxa" w:w="2551"/>
+            <w:vAlign w:val="center"/>
+            <w:tcMar>
+              <w:top w:w="65" w:type="dxa"/>
+              <w:bottom w:w="65" w:type="dxa"/>
+              <w:left w:w="100" w:type="dxa"/>
+              <w:right w:w="100" w:type="dxa"/>
+            </w:tcMar>
+            <w:shd w:fill="FFFFFF"/>
+          </w:tcPr>
+          <w:p>
+            <w:pPr>
+              <w:keepNext w:val="0"/>
+              <w:spacing w:after="0" w:line="250" w:lineRule="auto"/>
+            </w:pPr>
+            <w:r>
+              <w:rPr>
+                <w:rFonts w:ascii="Arial" w:hAnsi="Arial"/>
+                <w:b w:val="0"/>
+                <w:color w:val="000000"/>
+                <w:sz w:val="18"/>
+              </w:rPr>
+              <w:t>Pendência registrada</w:t>
+            </w:r>
+          </w:p>
+        </w:tc>
+      </w:tr>
+      <w:tr>
+        <w:trPr>
+          <w:cantSplit/>
+        </w:trPr>
+        <w:tc>
+          <w:tcPr>
+            <w:tcW w:type="dxa" w:w="737"/>
+            <w:vAlign w:val="center"/>
+            <w:tcMar>
+              <w:top w:w="65" w:type="dxa"/>
+              <w:bottom w:w="65" w:type="dxa"/>
+              <w:left w:w="100" w:type="dxa"/>
+              <w:right w:w="100" w:type="dxa"/>
+            </w:tcMar>
+            <w:shd w:fill="FFFFFF"/>
+          </w:tcPr>
+          <w:p>
+            <w:pPr>
+              <w:keepNext w:val="0"/>
+              <w:spacing w:after="0" w:line="250" w:lineRule="auto"/>
+              <w:jc w:val="center"/>
+            </w:pPr>
+            <w:r>
+              <w:rPr>
+                <w:rFonts w:ascii="Arial" w:hAnsi="Arial"/>
+                <w:b w:val="0"/>
+                <w:color w:val="000000"/>
+                <w:sz w:val="18"/>
+              </w:rPr>
+              <w:t>BL23</w:t>
+            </w:r>
+          </w:p>
+        </w:tc>
+        <w:tc>
+          <w:tcPr>
+            <w:tcW w:type="dxa" w:w="5102"/>
+            <w:vAlign w:val="center"/>
+            <w:tcMar>
+              <w:top w:w="65" w:type="dxa"/>
+              <w:bottom w:w="65" w:type="dxa"/>
+              <w:left w:w="100" w:type="dxa"/>
+              <w:right w:w="100" w:type="dxa"/>
+            </w:tcMar>
+            <w:shd w:fill="FFFFFF"/>
+          </w:tcPr>
+          <w:p>
+            <w:pPr>
+              <w:keepNext w:val="0"/>
+              <w:spacing w:after="0" w:line="250" w:lineRule="auto"/>
+            </w:pPr>
+            <w:r>
+              <w:rPr>
+                <w:rFonts w:ascii="Arial" w:hAnsi="Arial"/>
+                <w:b w:val="0"/>
+                <w:color w:val="000000"/>
+                <w:sz w:val="18"/>
+              </w:rPr>
+              <w:t>Conciliar linhas pendentes da importação do catálogo</w:t>
+            </w:r>
+          </w:p>
+        </w:tc>
+        <w:tc>
+          <w:tcPr>
+            <w:tcW w:type="dxa" w:w="1247"/>
+            <w:vAlign w:val="center"/>
+            <w:tcMar>
+              <w:top w:w="65" w:type="dxa"/>
+              <w:bottom w:w="65" w:type="dxa"/>
+              <w:left w:w="100" w:type="dxa"/>
+              <w:right w:w="100" w:type="dxa"/>
+            </w:tcMar>
+            <w:shd w:fill="FFFFFF"/>
+          </w:tcPr>
+          <w:p>
+            <w:pPr>
+              <w:keepNext w:val="0"/>
+              <w:spacing w:after="0" w:line="250" w:lineRule="auto"/>
+              <w:jc w:val="center"/>
+            </w:pPr>
+            <w:r>
+              <w:rPr>
+                <w:rFonts w:ascii="Arial" w:hAnsi="Arial"/>
+                <w:b w:val="0"/>
+                <w:color w:val="000000"/>
+                <w:sz w:val="18"/>
+              </w:rPr>
+              <w:t>P1</w:t>
+            </w:r>
+          </w:p>
+        </w:tc>
+        <w:tc>
+          <w:tcPr>
+            <w:tcW w:type="dxa" w:w="2551"/>
+            <w:vAlign w:val="center"/>
+            <w:tcMar>
+              <w:top w:w="65" w:type="dxa"/>
+              <w:bottom w:w="65" w:type="dxa"/>
+              <w:left w:w="100" w:type="dxa"/>
+              <w:right w:w="100" w:type="dxa"/>
+            </w:tcMar>
+            <w:shd w:fill="FFFFFF"/>
+          </w:tcPr>
+          <w:p>
+            <w:pPr>
+              <w:keepNext w:val="0"/>
+              <w:spacing w:after="0" w:line="250" w:lineRule="auto"/>
+            </w:pPr>
+            <w:r>
+              <w:rPr>
+                <w:rFonts w:ascii="Arial" w:hAnsi="Arial"/>
+                <w:b w:val="0"/>
+                <w:color w:val="000000"/>
+                <w:sz w:val="18"/>
+              </w:rPr>
+              <w:t>Pendência registrada</w:t>
+            </w:r>
+          </w:p>
+        </w:tc>
+      </w:tr>
     </w:tbl>
     <w:p>
       <w:pPr>
@@ -3307,12 +3540,7 @@
     <w:p>
       <w:pPr/>
       <w:r>
-        <w:t>Todos os BL01 a BL15 estão A refinar; BL16 a BL21 estão Em descoberta. A fila não repete revisão, estorno, gestão de usuários ou renovação automática de sessão como novas funcionalidades: essas capacidades já foram entregues.</w:t>
-      </w:r>
-    </w:p>
-    <w:p>
-      <w:r>
-        <w:br w:type="page"/>
+        <w:t>BL01 a BL15, BL22 e BL23 estão A refinar; BL16 a BL21 estão Em descoberta. A fila não repete revisão, estorno, gestão de usuários ou renovação automática de sessão como novas funcionalidades: essas capacidades já foram entregues.</w:t>
       </w:r>
     </w:p>
     <w:p>
@@ -4464,11 +4692,6 @@
       </w:r>
     </w:p>
     <w:p>
-      <w:r>
-        <w:br w:type="page"/>
-      </w:r>
-    </w:p>
-    <w:p>
       <w:pPr>
         <w:pStyle w:val="Heading1"/>
       </w:pPr>
@@ -5578,6 +5801,186 @@
           </w:p>
         </w:tc>
       </w:tr>
+      <w:tr>
+        <w:trPr>
+          <w:cantSplit/>
+        </w:trPr>
+        <w:tc>
+          <w:tcPr>
+            <w:tcW w:type="dxa" w:w="822"/>
+            <w:vAlign w:val="center"/>
+            <w:tcMar>
+              <w:top w:w="80" w:type="dxa"/>
+              <w:bottom w:w="80" w:type="dxa"/>
+              <w:left w:w="100" w:type="dxa"/>
+              <w:right w:w="100" w:type="dxa"/>
+            </w:tcMar>
+            <w:shd w:fill="FFFFFF"/>
+          </w:tcPr>
+          <w:p>
+            <w:pPr>
+              <w:keepNext w:val="0"/>
+              <w:spacing w:after="0" w:line="250" w:lineRule="auto"/>
+              <w:jc w:val="center"/>
+            </w:pPr>
+            <w:r>
+              <w:rPr>
+                <w:rFonts w:ascii="Arial" w:hAnsi="Arial"/>
+                <w:b w:val="0"/>
+                <w:color w:val="000000"/>
+                <w:sz w:val="18"/>
+              </w:rPr>
+              <w:t>DL23</w:t>
+            </w:r>
+          </w:p>
+        </w:tc>
+        <w:tc>
+          <w:tcPr>
+            <w:tcW w:type="dxa" w:w="3969"/>
+            <w:vAlign w:val="center"/>
+            <w:tcMar>
+              <w:top w:w="80" w:type="dxa"/>
+              <w:bottom w:w="80" w:type="dxa"/>
+              <w:left w:w="100" w:type="dxa"/>
+              <w:right w:w="100" w:type="dxa"/>
+            </w:tcMar>
+            <w:shd w:fill="FFFFFF"/>
+          </w:tcPr>
+          <w:p>
+            <w:pPr>
+              <w:keepNext w:val="0"/>
+              <w:spacing w:after="0" w:line="250" w:lineRule="auto"/>
+            </w:pPr>
+            <w:r>
+              <w:rPr>
+                <w:rFonts w:ascii="Arial" w:hAnsi="Arial"/>
+                <w:b w:val="0"/>
+                <w:color w:val="000000"/>
+                <w:sz w:val="18"/>
+              </w:rPr>
+              <w:t>Importação pontual dos 10.944 produtos válidos e seus vínculos</w:t>
+            </w:r>
+          </w:p>
+        </w:tc>
+        <w:tc>
+          <w:tcPr>
+            <w:tcW w:type="dxa" w:w="4847"/>
+            <w:vAlign w:val="center"/>
+            <w:tcMar>
+              <w:top w:w="80" w:type="dxa"/>
+              <w:bottom w:w="80" w:type="dxa"/>
+              <w:left w:w="100" w:type="dxa"/>
+              <w:right w:w="100" w:type="dxa"/>
+            </w:tcMar>
+            <w:shd w:fill="FFFFFF"/>
+          </w:tcPr>
+          <w:p>
+            <w:pPr>
+              <w:keepNext w:val="0"/>
+              <w:spacing w:after="0" w:line="250" w:lineRule="auto"/>
+            </w:pPr>
+            <w:r>
+              <w:rPr>
+                <w:rFonts w:ascii="Arial" w:hAnsi="Arial"/>
+                <w:b w:val="0"/>
+                <w:color w:val="000000"/>
+                <w:sz w:val="18"/>
+              </w:rPr>
+              <w:t>S8; RN07 a RN09; sem nova API de importação</w:t>
+            </w:r>
+          </w:p>
+        </w:tc>
+      </w:tr>
+      <w:tr>
+        <w:trPr>
+          <w:cantSplit/>
+        </w:trPr>
+        <w:tc>
+          <w:tcPr>
+            <w:tcW w:type="dxa" w:w="822"/>
+            <w:vAlign w:val="center"/>
+            <w:tcMar>
+              <w:top w:w="80" w:type="dxa"/>
+              <w:bottom w:w="80" w:type="dxa"/>
+              <w:left w:w="100" w:type="dxa"/>
+              <w:right w:w="100" w:type="dxa"/>
+            </w:tcMar>
+            <w:shd w:fill="FFFFFF"/>
+          </w:tcPr>
+          <w:p>
+            <w:pPr>
+              <w:keepNext w:val="0"/>
+              <w:spacing w:after="0" w:line="250" w:lineRule="auto"/>
+              <w:jc w:val="center"/>
+            </w:pPr>
+            <w:r>
+              <w:rPr>
+                <w:rFonts w:ascii="Arial" w:hAnsi="Arial"/>
+                <w:b w:val="0"/>
+                <w:color w:val="000000"/>
+                <w:sz w:val="18"/>
+              </w:rPr>
+              <w:t>DL24</w:t>
+            </w:r>
+          </w:p>
+        </w:tc>
+        <w:tc>
+          <w:tcPr>
+            <w:tcW w:type="dxa" w:w="3969"/>
+            <w:vAlign w:val="center"/>
+            <w:tcMar>
+              <w:top w:w="80" w:type="dxa"/>
+              <w:bottom w:w="80" w:type="dxa"/>
+              <w:left w:w="100" w:type="dxa"/>
+              <w:right w:w="100" w:type="dxa"/>
+            </w:tcMar>
+            <w:shd w:fill="FFFFFF"/>
+          </w:tcPr>
+          <w:p>
+            <w:pPr>
+              <w:keepNext w:val="0"/>
+              <w:spacing w:after="0" w:line="250" w:lineRule="auto"/>
+            </w:pPr>
+            <w:r>
+              <w:rPr>
+                <w:rFonts w:ascii="Arial" w:hAnsi="Arial"/>
+                <w:b w:val="0"/>
+                <w:color w:val="000000"/>
+                <w:sz w:val="18"/>
+              </w:rPr>
+              <w:t>Recuperação do acesso administrativo pela gestão existente</w:t>
+            </w:r>
+          </w:p>
+        </w:tc>
+        <w:tc>
+          <w:tcPr>
+            <w:tcW w:type="dxa" w:w="4847"/>
+            <w:vAlign w:val="center"/>
+            <w:tcMar>
+              <w:top w:w="80" w:type="dxa"/>
+              <w:bottom w:w="80" w:type="dxa"/>
+              <w:left w:w="100" w:type="dxa"/>
+              <w:right w:w="100" w:type="dxa"/>
+            </w:tcMar>
+            <w:shd w:fill="FFFFFF"/>
+          </w:tcPr>
+          <w:p>
+            <w:pPr>
+              <w:keepNext w:val="0"/>
+              <w:spacing w:after="0" w:line="250" w:lineRule="auto"/>
+            </w:pPr>
+            <w:r>
+              <w:rPr>
+                <w:rFonts w:ascii="Arial" w:hAnsi="Arial"/>
+                <w:b w:val="0"/>
+                <w:color w:val="000000"/>
+                <w:sz w:val="18"/>
+              </w:rPr>
+              <w:t>S9; RN03 e AR11; sem alteração de regra funcional</w:t>
+            </w:r>
+          </w:p>
+        </w:tc>
+      </w:tr>
     </w:tbl>
     <w:p>
       <w:pPr>
@@ -5616,11 +6019,6 @@
       <w:pPr/>
       <w:r>
         <w:t>A limpeza de testes de 02 de outubro de 2026 foi manutenção excepcional com backup, simulação e execução transacional registrados. Não cria uma função de apagar movimentos em operação. As fotos foram preservadas e a decisão sobre os objetos é BL05. A conclusão do marco de banco não significa conclusão da limpeza do storage.</w:t>
-      </w:r>
-    </w:p>
-    <w:p>
-      <w:r>
-        <w:br w:type="page"/>
       </w:r>
     </w:p>
     <w:p>
@@ -5744,11 +6142,6 @@
       </w:r>
     </w:p>
     <w:p>
-      <w:r>
-        <w:br w:type="page"/>
-      </w:r>
-    </w:p>
-    <w:p>
       <w:pPr>
         <w:pStyle w:val="Heading1"/>
       </w:pPr>
@@ -5866,11 +6259,6 @@
       <w:pPr/>
       <w:r>
         <w:t>Fonte S1 Decisões consolidadas, Decisões substituídas e Dívidas; S2; S3 Revisar produtos; S4 Configuração e PostgreSQL; S5. Rastreabilidade RN04, RN14, RN33 e AR12. A aprovação gerencial da referência, se exigida pela organização, é registrada por responsável identificado, sem presumir aprovação nesta emissão.</w:t>
-      </w:r>
-    </w:p>
-    <w:p>
-      <w:r>
-        <w:br w:type="page"/>
       </w:r>
     </w:p>
     <w:p>
@@ -5994,11 +6382,6 @@
       </w:r>
     </w:p>
     <w:p>
-      <w:r>
-        <w:br w:type="page"/>
-      </w:r>
-    </w:p>
-    <w:p>
       <w:pPr>
         <w:pStyle w:val="Heading1"/>
       </w:pPr>
@@ -6116,11 +6499,6 @@
       <w:pPr/>
       <w:r>
         <w:t>Fonte S1 Dívidas e próximos limites conhecidos. Rastreabilidade F16 e AR01 a AR05. Não implica mudança de arquitetura para microserviços.</w:t>
-      </w:r>
-    </w:p>
-    <w:p>
-      <w:r>
-        <w:br w:type="page"/>
       </w:r>
     </w:p>
     <w:p>
@@ -6244,11 +6622,6 @@
       </w:r>
     </w:p>
     <w:p>
-      <w:r>
-        <w:br w:type="page"/>
-      </w:r>
-    </w:p>
-    <w:p>
       <w:pPr>
         <w:pStyle w:val="Heading1"/>
       </w:pPr>
@@ -6323,13 +6696,13 @@
     <w:p>
       <w:pPr/>
       <w:r>
-        <w:t>Prioridade P2. Status A refinar. Natureza Pendência registrada. Dependência Contrato de busca e paginação dos endpoints de cada seletor.</w:t>
+        <w:t>Prioridade P1. Status A refinar. Natureza Pendência registrada. Dependência Contrato de busca e paginação dos endpoints de cada seletor.</w:t>
       </w:r>
     </w:p>
     <w:p>
       <w:pPr/>
       <w:r>
-        <w:t>Como operador, preciso localizar produtos e posições em bases maiores que o limite inicial da lista, mantendo código e descrição sincronizados e a posição exata visível.</w:t>
+        <w:t>Como operador, preciso localizar produtos e posições em bases maiores que o limite inicial da lista, mantendo código e descrição sincronizados e a posição exata visível. O catálogo de 10.944 produtos registrado na etapa 61 torna essa verificação prioritária.</w:t>
       </w:r>
     </w:p>
     <w:p>
@@ -6365,12 +6738,7 @@
     <w:p>
       <w:pPr/>
       <w:r>
-        <w:t>Fonte S1 Dívidas; S2 Cadastro de produtos, Envios e Experiência de uso. Rastreabilidade F03 a F06 e RN15, RN46. Busca não pode agregar variantes distintas silenciosamente.</w:t>
-      </w:r>
-    </w:p>
-    <w:p>
-      <w:r>
-        <w:br w:type="page"/>
+        <w:t>Fonte S1 Dívidas; S2 Cadastro de produtos, Envios e Experiência de uso; S8 volume do catálogo. Rastreabilidade F03 a F06 e RN15, RN46. Busca não pode agregar variantes distintas silenciosamente.</w:t>
       </w:r>
     </w:p>
     <w:p>
@@ -6494,11 +6862,6 @@
       </w:r>
     </w:p>
     <w:p>
-      <w:r>
-        <w:br w:type="page"/>
-      </w:r>
-    </w:p>
-    <w:p>
       <w:pPr>
         <w:pStyle w:val="Heading1"/>
       </w:pPr>
@@ -6583,8 +6946,123 @@
       </w:r>
     </w:p>
     <w:p>
+      <w:pPr>
+        <w:pStyle w:val="Heading1"/>
+      </w:pPr>
       <w:r>
-        <w:br w:type="page"/>
+        <w:t>12 Login publicado e pendências do catálogo</w:t>
+      </w:r>
+    </w:p>
+    <w:p>
+      <w:pPr>
+        <w:pStyle w:val="Heading2"/>
+      </w:pPr>
+      <w:r>
+        <w:t>BL22 Corrigir origem CORS do login publicado</w:t>
+      </w:r>
+    </w:p>
+    <w:p>
+      <w:pPr/>
+      <w:r>
+        <w:t>Prioridade P0. Status A refinar. Natureza Pendência registrada. Dependência Acesso à configuração do backend publicado e verificação do diagnóstico atual.</w:t>
+      </w:r>
+    </w:p>
+    <w:p>
+      <w:pPr/>
+      <w:r>
+        <w:t>Como usuário, preciso autenticar pelo frontend publicado quando a API está disponível. A etapa 63 identifica FRONTEND_URL com barra final, divergente do Origin do navegador, e registra correção pendente no Railway.</w:t>
+      </w:r>
+    </w:p>
+    <w:p>
+      <w:pPr/>
+      <w:r>
+        <w:t>Critérios de aceite</w:t>
+      </w:r>
+    </w:p>
+    <w:p>
+      <w:pPr>
+        <w:pStyle w:val="ListBullet"/>
+      </w:pPr>
+      <w:r>
+        <w:t>Preflight e login no navegador são verificados novamente; se a correção já tiver sido aplicada, o item é encerrado com evidência, sem alteração desnecessária.</w:t>
+      </w:r>
+    </w:p>
+    <w:p>
+      <w:pPr>
+        <w:pStyle w:val="ListBullet"/>
+      </w:pPr>
+      <w:r>
+        <w:t>Persistindo a divergência, FRONTEND_URL publicado corresponde exatamente à origem sem barra final e a configuração é aplicada em nova publicação; ambiente local mantém suas URLs de desenvolvimento.</w:t>
+      </w:r>
+    </w:p>
+    <w:p>
+      <w:pPr>
+        <w:pStyle w:val="ListBullet"/>
+      </w:pPr>
+      <w:r>
+        <w:t>Navegador confirma login, consulta da conta e logout sem falha CORS; origem não permitida continua rejeitada e credenciais não aparecem em evidências ou logs.</w:t>
+      </w:r>
+    </w:p>
+    <w:p>
+      <w:pPr/>
+      <w:r>
+        <w:t>Fonte S10, diagnóstico e correção pendente. Rastreabilidade F01, RN04, AR09 e AR12. Health 200 sozinho não satisfaz o aceite; o relatório não comprova deploy corretivo.</w:t>
+      </w:r>
+    </w:p>
+    <w:p>
+      <w:pPr>
+        <w:pStyle w:val="Heading2"/>
+      </w:pPr>
+      <w:r>
+        <w:t>BL23 Corrigir e conciliar linhas pendentes do catálogo</w:t>
+      </w:r>
+    </w:p>
+    <w:p>
+      <w:pPr/>
+      <w:r>
+        <w:t>Prioridade P1. Status A refinar. Natureza Pendência registrada. Dependência Planilha de pendências, decisão sobre unidades fora do modelo e catálogo já importado.</w:t>
+      </w:r>
+    </w:p>
+    <w:p>
+      <w:pPr/>
+      <w:r>
+        <w:t>Como gestor de produtos, preciso corrigir as 1.039 linhas excluídas da importação e cadastrar somente as que atenderem às regras. KG ou L, códigos inválidos, gramatura ausente, componentes sem cadastro e fatores divergentes exigem decisão ou correção consciente.</w:t>
+      </w:r>
+    </w:p>
+    <w:p>
+      <w:pPr/>
+      <w:r>
+        <w:t>Critérios de aceite</w:t>
+      </w:r>
+    </w:p>
+    <w:p>
+      <w:pPr>
+        <w:pStyle w:val="ListBullet"/>
+      </w:pPr>
+      <w:r>
+        <w:t>Cada linha é revalidada com a fonte corrigida e classificada como elegível, ainda pendente ou dependente de mudança de escopo; motivos sobrepostos não são somados como linhas adicionais.</w:t>
+      </w:r>
+    </w:p>
+    <w:p>
+      <w:pPr>
+        <w:pStyle w:val="ListBullet"/>
+      </w:pPr>
+      <w:r>
+        <w:t>Código, gramatura, fator e vínculos são confirmados sem valores inventados; KG e L não são forçados para UN, FD ou CX nem cadastrados sem nova regra aprovada.</w:t>
+      </w:r>
+    </w:p>
+    <w:p>
+      <w:pPr>
+        <w:pStyle w:val="ListBullet"/>
+      </w:pPr>
+      <w:r>
+        <w:t>Carga complementar concilia códigos existentes, mantém regras, constraints e auditoria, valida simulação e resultado e não repete a carga integral de 10.944 produtos.</w:t>
+      </w:r>
+    </w:p>
+    <w:p>
+      <w:pPr/>
+      <w:r>
+        <w:t>Fonte S8, Pendências da fonte. Rastreabilidade RN07 a RN09 e AR06 a AR08. A inclusão de novas unidades é decisão de produto separada, caso necessária.</w:t>
       </w:r>
     </w:p>
     <w:p>
@@ -6592,7 +7070,7 @@
         <w:pStyle w:val="Heading1"/>
       </w:pPr>
       <w:r>
-        <w:t>12 Descoberta de notificações reversão e acesso</w:t>
+        <w:t>13 Descoberta de notificações reversão e acesso</w:t>
       </w:r>
     </w:p>
     <w:p>
@@ -6680,16 +7158,11 @@
       </w:r>
     </w:p>
     <w:p>
-      <w:r>
-        <w:br w:type="page"/>
-      </w:r>
-    </w:p>
-    <w:p>
       <w:pPr>
         <w:pStyle w:val="Heading1"/>
       </w:pPr>
       <w:r>
-        <w:t>13 Descoberta de análises Varejo e armazenagem</w:t>
+        <w:t>14 Descoberta de análises Varejo e armazenagem</w:t>
       </w:r>
     </w:p>
     <w:p>
@@ -6771,16 +7244,11 @@
       </w:r>
     </w:p>
     <w:p>
-      <w:r>
-        <w:br w:type="page"/>
-      </w:r>
-    </w:p>
-    <w:p>
       <w:pPr>
         <w:pStyle w:val="Heading1"/>
       </w:pPr>
       <w:r>
-        <w:t>14 Sequência sugerida e critérios de conclusão</w:t>
+        <w:t>15 Sequência sugerida e critérios de conclusão</w:t>
       </w:r>
     </w:p>
     <w:tbl>
@@ -6952,7 +7420,7 @@
                 <w:color w:val="000000"/>
                 <w:sz w:val="18"/>
               </w:rPr>
-              <w:t>BL01 a BL04</w:t>
+              <w:t>BL22 e BL01 a BL04</w:t>
             </w:r>
           </w:p>
         </w:tc>
@@ -6980,7 +7448,7 @@
                 <w:color w:val="000000"/>
                 <w:sz w:val="18"/>
               </w:rPr>
-              <w:t>Origem de IP confiável, proteção de autenticação, HTTP seguro e referência coerente</w:t>
+              <w:t>Login publicado acessível, origem de IP confiável, proteção de autenticação, HTTP seguro e referência coerente</w:t>
             </w:r>
           </w:p>
         </w:tc>
@@ -7042,7 +7510,7 @@
                 <w:color w:val="000000"/>
                 <w:sz w:val="18"/>
               </w:rPr>
-              <w:t>BL05 a BL07, BL14 e BL15</w:t>
+              <w:t>BL05 a BL07, BL12, BL14, BL15 e BL23</w:t>
             </w:r>
           </w:p>
         </w:tc>
@@ -7070,7 +7538,7 @@
                 <w:color w:val="000000"/>
                 <w:sz w:val="18"/>
               </w:rPr>
-              <w:t>Evidências conciliadas, validação dos fluxos, auditoria governada e recuperação exercitada</w:t>
+              <w:t>Evidências e catálogo conciliados, seletores adequados à base, validação dos fluxos e continuidade</w:t>
             </w:r>
           </w:p>
         </w:tc>
@@ -7132,7 +7600,7 @@
                 <w:color w:val="000000"/>
                 <w:sz w:val="18"/>
               </w:rPr>
-              <w:t>BL08 a BL13</w:t>
+              <w:t>BL08 a BL11 e BL13</w:t>
             </w:r>
           </w:p>
         </w:tc>
@@ -7160,7 +7628,7 @@
                 <w:color w:val="000000"/>
                 <w:sz w:val="18"/>
               </w:rPr>
-              <w:t>Frontend mais leve e modular, exportação escalável e seletores adequados à base</w:t>
+              <w:t>Frontend mais leve e modular, exportação escalável e verificação dos legados</w:t>
             </w:r>
           </w:p>
         </w:tc>
@@ -7368,16 +7836,11 @@
       </w:r>
     </w:p>
     <w:p>
-      <w:r>
-        <w:br w:type="page"/>
-      </w:r>
-    </w:p>
-    <w:p>
       <w:pPr>
         <w:pStyle w:val="Heading1"/>
       </w:pPr>
       <w:r>
-        <w:t>15 Fontes e rastreabilidade do backlog</w:t>
+        <w:t>16 Fontes e rastreabilidade do backlog</w:t>
       </w:r>
     </w:p>
     <w:tbl>
@@ -8122,6 +8585,276 @@
           </w:p>
         </w:tc>
       </w:tr>
+      <w:tr>
+        <w:trPr>
+          <w:cantSplit/>
+        </w:trPr>
+        <w:tc>
+          <w:tcPr>
+            <w:tcW w:type="dxa" w:w="737"/>
+            <w:vAlign w:val="center"/>
+            <w:tcMar>
+              <w:top w:w="80" w:type="dxa"/>
+              <w:bottom w:w="80" w:type="dxa"/>
+              <w:left w:w="100" w:type="dxa"/>
+              <w:right w:w="100" w:type="dxa"/>
+            </w:tcMar>
+            <w:shd w:fill="FFFFFF"/>
+          </w:tcPr>
+          <w:p>
+            <w:pPr>
+              <w:keepNext w:val="0"/>
+              <w:spacing w:after="0" w:line="250" w:lineRule="auto"/>
+              <w:jc w:val="center"/>
+            </w:pPr>
+            <w:r>
+              <w:rPr>
+                <w:rFonts w:ascii="Arial" w:hAnsi="Arial"/>
+                <w:b w:val="0"/>
+                <w:color w:val="000000"/>
+                <w:sz w:val="18"/>
+              </w:rPr>
+              <w:t>S8</w:t>
+            </w:r>
+          </w:p>
+        </w:tc>
+        <w:tc>
+          <w:tcPr>
+            <w:tcW w:type="dxa" w:w="5783"/>
+            <w:vAlign w:val="center"/>
+            <w:tcMar>
+              <w:top w:w="80" w:type="dxa"/>
+              <w:bottom w:w="80" w:type="dxa"/>
+              <w:left w:w="100" w:type="dxa"/>
+              <w:right w:w="100" w:type="dxa"/>
+            </w:tcMar>
+            <w:shd w:fill="FFFFFF"/>
+          </w:tcPr>
+          <w:p>
+            <w:pPr>
+              <w:keepNext w:val="0"/>
+              <w:spacing w:after="0" w:line="250" w:lineRule="auto"/>
+            </w:pPr>
+            <w:r>
+              <w:rPr>
+                <w:rFonts w:ascii="Arial" w:hAnsi="Arial"/>
+                <w:b w:val="0"/>
+                <w:color w:val="000000"/>
+                <w:sz w:val="18"/>
+              </w:rPr>
+              <w:t>documentos/relatorios/RELATORIO_ETAPA_61_IMPORTACAO_PRODUTOS.md</w:t>
+            </w:r>
+          </w:p>
+        </w:tc>
+        <w:tc>
+          <w:tcPr>
+            <w:tcW w:type="dxa" w:w="3118"/>
+            <w:vAlign w:val="center"/>
+            <w:tcMar>
+              <w:top w:w="80" w:type="dxa"/>
+              <w:bottom w:w="80" w:type="dxa"/>
+              <w:left w:w="100" w:type="dxa"/>
+              <w:right w:w="100" w:type="dxa"/>
+            </w:tcMar>
+            <w:shd w:fill="FFFFFF"/>
+          </w:tcPr>
+          <w:p>
+            <w:pPr>
+              <w:keepNext w:val="0"/>
+              <w:spacing w:after="0" w:line="250" w:lineRule="auto"/>
+            </w:pPr>
+            <w:r>
+              <w:rPr>
+                <w:rFonts w:ascii="Arial" w:hAnsi="Arial"/>
+                <w:b w:val="0"/>
+                <w:color w:val="000000"/>
+                <w:sz w:val="18"/>
+              </w:rPr>
+              <w:t>Catálogo importado e linhas excluídas para correção</w:t>
+            </w:r>
+          </w:p>
+        </w:tc>
+      </w:tr>
+      <w:tr>
+        <w:trPr>
+          <w:cantSplit/>
+        </w:trPr>
+        <w:tc>
+          <w:tcPr>
+            <w:tcW w:type="dxa" w:w="737"/>
+            <w:vAlign w:val="center"/>
+            <w:tcMar>
+              <w:top w:w="80" w:type="dxa"/>
+              <w:bottom w:w="80" w:type="dxa"/>
+              <w:left w:w="100" w:type="dxa"/>
+              <w:right w:w="100" w:type="dxa"/>
+            </w:tcMar>
+            <w:shd w:fill="FFFFFF"/>
+          </w:tcPr>
+          <w:p>
+            <w:pPr>
+              <w:keepNext w:val="0"/>
+              <w:spacing w:after="0" w:line="250" w:lineRule="auto"/>
+              <w:jc w:val="center"/>
+            </w:pPr>
+            <w:r>
+              <w:rPr>
+                <w:rFonts w:ascii="Arial" w:hAnsi="Arial"/>
+                <w:b w:val="0"/>
+                <w:color w:val="000000"/>
+                <w:sz w:val="18"/>
+              </w:rPr>
+              <w:t>S9</w:t>
+            </w:r>
+          </w:p>
+        </w:tc>
+        <w:tc>
+          <w:tcPr>
+            <w:tcW w:type="dxa" w:w="5783"/>
+            <w:vAlign w:val="center"/>
+            <w:tcMar>
+              <w:top w:w="80" w:type="dxa"/>
+              <w:bottom w:w="80" w:type="dxa"/>
+              <w:left w:w="100" w:type="dxa"/>
+              <w:right w:w="100" w:type="dxa"/>
+            </w:tcMar>
+            <w:shd w:fill="FFFFFF"/>
+          </w:tcPr>
+          <w:p>
+            <w:pPr>
+              <w:keepNext w:val="0"/>
+              <w:spacing w:after="0" w:line="250" w:lineRule="auto"/>
+            </w:pPr>
+            <w:r>
+              <w:rPr>
+                <w:rFonts w:ascii="Arial" w:hAnsi="Arial"/>
+                <w:b w:val="0"/>
+                <w:color w:val="000000"/>
+                <w:sz w:val="18"/>
+              </w:rPr>
+              <w:t>documentos/relatorios/RELATORIO_ETAPA_62_RECUPERACAO_ADMIN.md</w:t>
+            </w:r>
+          </w:p>
+        </w:tc>
+        <w:tc>
+          <w:tcPr>
+            <w:tcW w:type="dxa" w:w="3118"/>
+            <w:vAlign w:val="center"/>
+            <w:tcMar>
+              <w:top w:w="80" w:type="dxa"/>
+              <w:bottom w:w="80" w:type="dxa"/>
+              <w:left w:w="100" w:type="dxa"/>
+              <w:right w:w="100" w:type="dxa"/>
+            </w:tcMar>
+            <w:shd w:fill="FFFFFF"/>
+          </w:tcPr>
+          <w:p>
+            <w:pPr>
+              <w:keepNext w:val="0"/>
+              <w:spacing w:after="0" w:line="250" w:lineRule="auto"/>
+            </w:pPr>
+            <w:r>
+              <w:rPr>
+                <w:rFonts w:ascii="Arial" w:hAnsi="Arial"/>
+                <w:b w:val="0"/>
+                <w:color w:val="000000"/>
+                <w:sz w:val="18"/>
+              </w:rPr>
+              <w:t>Recuperação do acesso administrativo já realizada</w:t>
+            </w:r>
+          </w:p>
+        </w:tc>
+      </w:tr>
+      <w:tr>
+        <w:trPr>
+          <w:cantSplit/>
+        </w:trPr>
+        <w:tc>
+          <w:tcPr>
+            <w:tcW w:type="dxa" w:w="737"/>
+            <w:vAlign w:val="center"/>
+            <w:tcMar>
+              <w:top w:w="80" w:type="dxa"/>
+              <w:bottom w:w="80" w:type="dxa"/>
+              <w:left w:w="100" w:type="dxa"/>
+              <w:right w:w="100" w:type="dxa"/>
+            </w:tcMar>
+            <w:shd w:fill="FFFFFF"/>
+          </w:tcPr>
+          <w:p>
+            <w:pPr>
+              <w:keepNext w:val="0"/>
+              <w:spacing w:after="0" w:line="250" w:lineRule="auto"/>
+              <w:jc w:val="center"/>
+            </w:pPr>
+            <w:r>
+              <w:rPr>
+                <w:rFonts w:ascii="Arial" w:hAnsi="Arial"/>
+                <w:b w:val="0"/>
+                <w:color w:val="000000"/>
+                <w:sz w:val="18"/>
+              </w:rPr>
+              <w:t>S10</w:t>
+            </w:r>
+          </w:p>
+        </w:tc>
+        <w:tc>
+          <w:tcPr>
+            <w:tcW w:type="dxa" w:w="5783"/>
+            <w:vAlign w:val="center"/>
+            <w:tcMar>
+              <w:top w:w="80" w:type="dxa"/>
+              <w:bottom w:w="80" w:type="dxa"/>
+              <w:left w:w="100" w:type="dxa"/>
+              <w:right w:w="100" w:type="dxa"/>
+            </w:tcMar>
+            <w:shd w:fill="FFFFFF"/>
+          </w:tcPr>
+          <w:p>
+            <w:pPr>
+              <w:keepNext w:val="0"/>
+              <w:spacing w:after="0" w:line="250" w:lineRule="auto"/>
+            </w:pPr>
+            <w:r>
+              <w:rPr>
+                <w:rFonts w:ascii="Arial" w:hAnsi="Arial"/>
+                <w:b w:val="0"/>
+                <w:color w:val="000000"/>
+                <w:sz w:val="18"/>
+              </w:rPr>
+              <w:t>documentos/relatorios/RELATORIO_ETAPA_63_DIAGNOSTICO_LOGIN_PUBLICADO.md</w:t>
+            </w:r>
+          </w:p>
+        </w:tc>
+        <w:tc>
+          <w:tcPr>
+            <w:tcW w:type="dxa" w:w="3118"/>
+            <w:vAlign w:val="center"/>
+            <w:tcMar>
+              <w:top w:w="80" w:type="dxa"/>
+              <w:bottom w:w="80" w:type="dxa"/>
+              <w:left w:w="100" w:type="dxa"/>
+              <w:right w:w="100" w:type="dxa"/>
+            </w:tcMar>
+            <w:shd w:fill="FFFFFF"/>
+          </w:tcPr>
+          <w:p>
+            <w:pPr>
+              <w:keepNext w:val="0"/>
+              <w:spacing w:after="0" w:line="250" w:lineRule="auto"/>
+            </w:pPr>
+            <w:r>
+              <w:rPr>
+                <w:rFonts w:ascii="Arial" w:hAnsi="Arial"/>
+                <w:b w:val="0"/>
+                <w:color w:val="000000"/>
+                <w:sz w:val="18"/>
+              </w:rPr>
+              <w:t>Origem CORS divergente e correção registrada como pendente</w:t>
+            </w:r>
+          </w:p>
+        </w:tc>
+      </w:tr>
     </w:tbl>
     <w:p>
       <w:pPr>
@@ -8177,7 +8910,7 @@
     <w:p>
       <w:pPr/>
       <w:r>
-        <w:t>As propostas BL04, BL11 e BL15 são derivadas das fontes e precisam ser priorizadas. BL13 é condicional à existência atual de produtos pendentes. BL16 a BL21 exigem aprovação de novas regras e escopo antes de implementação. Os demais itens refletem pendências explicitamente documentadas.</w:t>
+        <w:t>As propostas BL04, BL11 e BL15 são derivadas das fontes e precisam ser priorizadas. BL13 é condicional à existência atual de produtos legados pendentes, distinta das linhas não importadas de BL23. BL22 exige confirmar se a configuração já foi corrigida depois do diagnóstico. BL16 a BL21 exigem aprovação de novas regras e escopo antes de implementação. Os demais itens refletem pendências explicitamente documentadas.</w:t>
       </w:r>
     </w:p>
     <w:sectPr>
@@ -8647,6 +9380,7 @@
     <w:pPr>
       <w:keepNext/>
       <w:keepLines/>
+      <w:pageBreakBefore/>
       <w:spacing w:before="0" w:after="240" w:line="252" w:lineRule="auto"/>
       <w:outlineLvl w:val="0"/>
     </w:pPr>
